--- a/SalesInvoiceTemplate.docx
+++ b/SalesInvoiceTemplate.docx
@@ -36,11 +36,11 @@
             </w:tblPr>
             <w:tblGrid>
               <w:gridCol w:w="932"/>
-              <w:gridCol w:w="3792"/>
-              <w:gridCol w:w="193"/>
-              <w:gridCol w:w="778"/>
-              <w:gridCol w:w="810"/>
-              <w:gridCol w:w="2305"/>
+              <w:gridCol w:w="3807"/>
+              <w:gridCol w:w="76"/>
+              <w:gridCol w:w="895"/>
+              <w:gridCol w:w="809"/>
+              <w:gridCol w:w="2291"/>
               <w:gridCol w:w="2305"/>
             </w:tblGrid>
             <w:tr>
@@ -49,7 +49,7 @@
               </w:trPr>
               <w:tc>
                 <w:tcPr>
-                  <w:tcW w:w="4940" w:type="dxa"/>
+                  <w:tcW w:w="4815" w:type="dxa"/>
                   <w:gridSpan w:val="3"/>
                   <w:tcBorders>
                     <w:bottom w:val="nil"/>
@@ -92,7 +92,7 @@
               </w:tc>
               <w:tc>
                 <w:tcPr>
-                  <w:tcW w:w="5855" w:type="dxa"/>
+                  <w:tcW w:w="6300" w:type="dxa"/>
                   <w:gridSpan w:val="4"/>
                   <w:tcBorders>
                     <w:left w:val="nil"/>
@@ -136,7 +136,7 @@
                 <w:sdtContent>
                   <w:tc>
                     <w:tcPr>
-                      <w:tcW w:w="4940" w:type="dxa"/>
+                      <w:tcW w:w="4815" w:type="dxa"/>
                       <w:gridSpan w:val="3"/>
                       <w:tcBorders>
                         <w:top w:val="nil"/>
@@ -165,7 +165,7 @@
                 <w:sdtContent>
                   <w:tc>
                     <w:tcPr>
-                      <w:tcW w:w="5855" w:type="dxa"/>
+                      <w:tcW w:w="6300" w:type="dxa"/>
                       <w:gridSpan w:val="4"/>
                       <w:vMerge w:val="restart"/>
                       <w:tcBorders>
@@ -184,9 +184,9 @@
                           <w:noProof/>
                         </w:rPr>
                         <w:drawing>
-                          <wp:inline distT="0" distB="0" distL="0" distR="0" wp14:anchorId="5807A505" wp14:editId="0BB9D0E3">
-                            <wp:extent cx="3451860" cy="1644650"/>
-                            <wp:effectExtent l="0" t="0" r="0" b="0"/>
+                          <wp:inline distT="0" distB="0" distL="0" distR="0" wp14:anchorId="5807A505" wp14:editId="5950B520">
+                            <wp:extent cx="1859280" cy="1043940"/>
+                            <wp:effectExtent l="0" t="0" r="7620" b="3810"/>
                             <wp:docPr id="2" name="Picture 1"/>
                             <wp:cNvGraphicFramePr>
                               <a:graphicFrameLocks xmlns:a="http://schemas.openxmlformats.org/drawingml/2006/main" noChangeAspect="1"/>
@@ -209,7 +209,7 @@
                                   <pic:spPr bwMode="auto">
                                     <a:xfrm>
                                       <a:off x="0" y="0"/>
-                                      <a:ext cx="3452857" cy="1645125"/>
+                                      <a:ext cx="1859820" cy="1044243"/>
                                     </a:xfrm>
                                     <a:prstGeom prst="rect">
                                       <a:avLst/>
@@ -233,7 +233,7 @@
             <w:tr>
               <w:tc>
                 <w:tcPr>
-                  <w:tcW w:w="4940" w:type="dxa"/>
+                  <w:tcW w:w="4815" w:type="dxa"/>
                   <w:gridSpan w:val="3"/>
                   <w:tcBorders>
                     <w:top w:val="nil"/>
@@ -305,7 +305,7 @@
               </w:tc>
               <w:tc>
                 <w:tcPr>
-                  <w:tcW w:w="5855" w:type="dxa"/>
+                  <w:tcW w:w="6300" w:type="dxa"/>
                   <w:gridSpan w:val="4"/>
                   <w:vMerge/>
                   <w:tcBorders>
@@ -321,7 +321,7 @@
             <w:tr>
               <w:tc>
                 <w:tcPr>
-                  <w:tcW w:w="4940" w:type="dxa"/>
+                  <w:tcW w:w="4815" w:type="dxa"/>
                   <w:gridSpan w:val="3"/>
                   <w:tcBorders>
                     <w:top w:val="nil"/>
@@ -356,7 +356,7 @@
               </w:tc>
               <w:tc>
                 <w:tcPr>
-                  <w:tcW w:w="5855" w:type="dxa"/>
+                  <w:tcW w:w="6300" w:type="dxa"/>
                   <w:gridSpan w:val="4"/>
                   <w:vMerge/>
                   <w:tcBorders>
@@ -372,7 +372,7 @@
             <w:tr>
               <w:tc>
                 <w:tcPr>
-                  <w:tcW w:w="4940" w:type="dxa"/>
+                  <w:tcW w:w="4815" w:type="dxa"/>
                   <w:gridSpan w:val="3"/>
                   <w:tcBorders>
                     <w:top w:val="nil"/>
@@ -407,7 +407,7 @@
               </w:tc>
               <w:tc>
                 <w:tcPr>
-                  <w:tcW w:w="5855" w:type="dxa"/>
+                  <w:tcW w:w="6300" w:type="dxa"/>
                   <w:gridSpan w:val="4"/>
                   <w:vMerge/>
                   <w:tcBorders>
@@ -423,7 +423,7 @@
             <w:tr>
               <w:tc>
                 <w:tcPr>
-                  <w:tcW w:w="4940" w:type="dxa"/>
+                  <w:tcW w:w="4815" w:type="dxa"/>
                   <w:gridSpan w:val="3"/>
                   <w:tcBorders>
                     <w:top w:val="nil"/>
@@ -435,11 +435,33 @@
                   <w:r>
                     <w:t>TRN:</w:t>
                   </w:r>
-                </w:p>
-              </w:tc>
-              <w:tc>
-                <w:tcPr>
-                  <w:tcW w:w="5855" w:type="dxa"/>
+                  <w:r>
+                    <w:t xml:space="preserve"> </w:t>
+                  </w:r>
+                  <w:sdt>
+                    <w:sdtPr>
+                      <w:id w:val="-131709380"/>
+                      <w:placeholder>
+                        <w:docPart w:val="DefaultPlaceholder_-1854013440"/>
+                      </w:placeholder>
+                      <w:dataBinding w:prefixMappings="xmlns:ns0='urn:microsoft-dynamics-nav/reports/InvoiceTemplate/50104/'" w:xpath="/ns0:NavWordReportXmlPart[1]/ns0:SalesHeader[1]/ns0:CompanyTRN[1]" w:storeItemID="{8BA33C80-C320-484C-9EE6-B028EA57E99B}"/>
+                      <w:text/>
+                      <w:alias w:val="#Nav: /SalesHeader/CompanyTRN"/>
+                      <w:tag w:val="#Nav: InvoiceTemplate/50104"/>
+                    </w:sdtPr>
+                    <w:sdtContent>
+                      <w:proofErr w:type="spellStart"/>
+                      <w:r>
+                        <w:t>CompanyTRN</w:t>
+                      </w:r>
+                      <w:proofErr w:type="spellEnd"/>
+                    </w:sdtContent>
+                  </w:sdt>
+                </w:p>
+              </w:tc>
+              <w:tc>
+                <w:tcPr>
+                  <w:tcW w:w="6300" w:type="dxa"/>
                   <w:gridSpan w:val="4"/>
                   <w:vMerge/>
                   <w:tcBorders>
@@ -455,7 +477,7 @@
             <w:tr>
               <w:tc>
                 <w:tcPr>
-                  <w:tcW w:w="10795" w:type="dxa"/>
+                  <w:tcW w:w="11115" w:type="dxa"/>
                   <w:gridSpan w:val="7"/>
                   <w:tcBorders>
                     <w:top w:val="nil"/>
@@ -467,7 +489,7 @@
             <w:tr>
               <w:tc>
                 <w:tcPr>
-                  <w:tcW w:w="4940" w:type="dxa"/>
+                  <w:tcW w:w="4815" w:type="dxa"/>
                   <w:gridSpan w:val="3"/>
                   <w:tcBorders>
                     <w:bottom w:val="nil"/>
@@ -498,7 +520,7 @@
               </w:tc>
               <w:tc>
                 <w:tcPr>
-                  <w:tcW w:w="5855" w:type="dxa"/>
+                  <w:tcW w:w="6300" w:type="dxa"/>
                   <w:gridSpan w:val="4"/>
                   <w:tcBorders>
                     <w:bottom w:val="nil"/>
@@ -533,7 +555,7 @@
             <w:tr>
               <w:tc>
                 <w:tcPr>
-                  <w:tcW w:w="4940" w:type="dxa"/>
+                  <w:tcW w:w="4815" w:type="dxa"/>
                   <w:gridSpan w:val="3"/>
                   <w:tcBorders>
                     <w:top w:val="nil"/>
@@ -567,7 +589,7 @@
               </w:tc>
               <w:tc>
                 <w:tcPr>
-                  <w:tcW w:w="5855" w:type="dxa"/>
+                  <w:tcW w:w="6300" w:type="dxa"/>
                   <w:gridSpan w:val="4"/>
                   <w:tcBorders>
                     <w:top w:val="nil"/>
@@ -603,7 +625,7 @@
             <w:tr>
               <w:tc>
                 <w:tcPr>
-                  <w:tcW w:w="10795" w:type="dxa"/>
+                  <w:tcW w:w="11115" w:type="dxa"/>
                   <w:gridSpan w:val="7"/>
                   <w:tcBorders>
                     <w:left w:val="nil"/>
@@ -616,7 +638,7 @@
             <w:tr>
               <w:tc>
                 <w:tcPr>
-                  <w:tcW w:w="10795" w:type="dxa"/>
+                  <w:tcW w:w="11115" w:type="dxa"/>
                   <w:gridSpan w:val="7"/>
                   <w:shd w:val="clear" w:color="auto" w:fill="00B0F0"/>
                 </w:tcPr>
@@ -659,7 +681,7 @@
                 <w:sdtContent>
                   <w:tc>
                     <w:tcPr>
-                      <w:tcW w:w="4940" w:type="dxa"/>
+                      <w:tcW w:w="4815" w:type="dxa"/>
                       <w:gridSpan w:val="3"/>
                       <w:tcBorders>
                         <w:bottom w:val="nil"/>
@@ -681,7 +703,7 @@
               </w:sdt>
               <w:tc>
                 <w:tcPr>
-                  <w:tcW w:w="5855" w:type="dxa"/>
+                  <w:tcW w:w="6300" w:type="dxa"/>
                   <w:gridSpan w:val="4"/>
                   <w:tcBorders>
                     <w:bottom w:val="nil"/>
@@ -731,7 +753,7 @@
                 <w:sdtContent>
                   <w:tc>
                     <w:tcPr>
-                      <w:tcW w:w="4940" w:type="dxa"/>
+                      <w:tcW w:w="4815" w:type="dxa"/>
                       <w:gridSpan w:val="3"/>
                       <w:tcBorders>
                         <w:top w:val="nil"/>
@@ -750,7 +772,7 @@
               </w:sdt>
               <w:tc>
                 <w:tcPr>
-                  <w:tcW w:w="5855" w:type="dxa"/>
+                  <w:tcW w:w="6300" w:type="dxa"/>
                   <w:gridSpan w:val="4"/>
                   <w:tcBorders>
                     <w:top w:val="nil"/>
@@ -789,7 +811,7 @@
               </w:trPr>
               <w:tc>
                 <w:tcPr>
-                  <w:tcW w:w="4940" w:type="dxa"/>
+                  <w:tcW w:w="4815" w:type="dxa"/>
                   <w:gridSpan w:val="3"/>
                   <w:tcBorders>
                     <w:top w:val="nil"/>
@@ -826,7 +848,7 @@
               </w:tc>
               <w:tc>
                 <w:tcPr>
-                  <w:tcW w:w="5855" w:type="dxa"/>
+                  <w:tcW w:w="6300" w:type="dxa"/>
                   <w:gridSpan w:val="4"/>
                   <w:tcBorders>
                     <w:top w:val="nil"/>
@@ -865,7 +887,7 @@
               </w:trPr>
               <w:tc>
                 <w:tcPr>
-                  <w:tcW w:w="4940" w:type="dxa"/>
+                  <w:tcW w:w="4815" w:type="dxa"/>
                   <w:gridSpan w:val="3"/>
                   <w:tcBorders>
                     <w:top w:val="nil"/>
@@ -899,7 +921,7 @@
               </w:tc>
               <w:tc>
                 <w:tcPr>
-                  <w:tcW w:w="5855" w:type="dxa"/>
+                  <w:tcW w:w="6300" w:type="dxa"/>
                   <w:gridSpan w:val="4"/>
                   <w:tcBorders>
                     <w:top w:val="nil"/>
@@ -938,7 +960,7 @@
               </w:trPr>
               <w:tc>
                 <w:tcPr>
-                  <w:tcW w:w="4940" w:type="dxa"/>
+                  <w:tcW w:w="4815" w:type="dxa"/>
                   <w:gridSpan w:val="3"/>
                   <w:tcBorders>
                     <w:top w:val="nil"/>
@@ -974,7 +996,7 @@
               </w:tc>
               <w:tc>
                 <w:tcPr>
-                  <w:tcW w:w="5855" w:type="dxa"/>
+                  <w:tcW w:w="6300" w:type="dxa"/>
                   <w:gridSpan w:val="4"/>
                   <w:tcBorders>
                     <w:top w:val="nil"/>
@@ -1012,7 +1034,7 @@
               </w:trPr>
               <w:tc>
                 <w:tcPr>
-                  <w:tcW w:w="10795" w:type="dxa"/>
+                  <w:tcW w:w="11115" w:type="dxa"/>
                   <w:gridSpan w:val="7"/>
                 </w:tcPr>
                 <w:p/>
@@ -1045,7 +1067,7 @@
               </w:tc>
               <w:tc>
                 <w:tcPr>
-                  <w:tcW w:w="3815" w:type="dxa"/>
+                  <w:tcW w:w="3807" w:type="dxa"/>
                   <w:shd w:val="clear" w:color="auto" w:fill="00B0F0"/>
                 </w:tcPr>
                 <w:p>
@@ -1066,7 +1088,7 @@
               </w:tc>
               <w:tc>
                 <w:tcPr>
-                  <w:tcW w:w="972" w:type="dxa"/>
+                  <w:tcW w:w="971" w:type="dxa"/>
                   <w:gridSpan w:val="2"/>
                   <w:shd w:val="clear" w:color="auto" w:fill="00B0F0"/>
                 </w:tcPr>
@@ -1088,7 +1110,7 @@
               </w:tc>
               <w:tc>
                 <w:tcPr>
-                  <w:tcW w:w="810" w:type="dxa"/>
+                  <w:tcW w:w="809" w:type="dxa"/>
                   <w:shd w:val="clear" w:color="auto" w:fill="00B0F0"/>
                 </w:tcPr>
                 <w:p>
@@ -1109,7 +1131,7 @@
               </w:tc>
               <w:tc>
                 <w:tcPr>
-                  <w:tcW w:w="2305" w:type="dxa"/>
+                  <w:tcW w:w="2291" w:type="dxa"/>
                   <w:shd w:val="clear" w:color="auto" w:fill="00B0F0"/>
                 </w:tcPr>
                 <w:p>
@@ -1130,7 +1152,7 @@
               </w:tc>
               <w:tc>
                 <w:tcPr>
-                  <w:tcW w:w="1961" w:type="dxa"/>
+                  <w:tcW w:w="2305" w:type="dxa"/>
                   <w:shd w:val="clear" w:color="auto" w:fill="00B0F0"/>
                 </w:tcPr>
                 <w:p>
@@ -1192,7 +1214,7 @@
                         <w:sdtContent>
                           <w:tc>
                             <w:tcPr>
-                              <w:tcW w:w="3815" w:type="dxa"/>
+                              <w:tcW w:w="3807" w:type="dxa"/>
                             </w:tcPr>
                             <w:p>
                               <w:r>
@@ -1216,7 +1238,7 @@
                         <w:sdtContent>
                           <w:tc>
                             <w:tcPr>
-                              <w:tcW w:w="972" w:type="dxa"/>
+                              <w:tcW w:w="971" w:type="dxa"/>
                               <w:gridSpan w:val="2"/>
                             </w:tcPr>
                             <w:p>
@@ -1241,7 +1263,7 @@
                         <w:sdtContent>
                           <w:tc>
                             <w:tcPr>
-                              <w:tcW w:w="810" w:type="dxa"/>
+                              <w:tcW w:w="809" w:type="dxa"/>
                             </w:tcPr>
                             <w:p>
                               <w:r>
@@ -1265,7 +1287,7 @@
                         <w:sdtContent>
                           <w:tc>
                             <w:tcPr>
-                              <w:tcW w:w="2305" w:type="dxa"/>
+                              <w:tcW w:w="2291" w:type="dxa"/>
                             </w:tcPr>
                             <w:p>
                               <w:proofErr w:type="spellStart"/>
@@ -1291,7 +1313,7 @@
                         <w:sdtContent>
                           <w:tc>
                             <w:tcPr>
-                              <w:tcW w:w="1961" w:type="dxa"/>
+                              <w:tcW w:w="2305" w:type="dxa"/>
                             </w:tcPr>
                             <w:p>
                               <w:proofErr w:type="spellStart"/>
@@ -1320,7 +1342,7 @@
               </w:tc>
               <w:tc>
                 <w:tcPr>
-                  <w:tcW w:w="3815" w:type="dxa"/>
+                  <w:tcW w:w="3807" w:type="dxa"/>
                 </w:tcPr>
                 <w:p>
                   <w:pPr>
@@ -1340,7 +1362,7 @@
               </w:tc>
               <w:tc>
                 <w:tcPr>
-                  <w:tcW w:w="972" w:type="dxa"/>
+                  <w:tcW w:w="971" w:type="dxa"/>
                   <w:gridSpan w:val="2"/>
                 </w:tcPr>
                 <w:p>
@@ -1354,7 +1376,7 @@
               </w:tc>
               <w:tc>
                 <w:tcPr>
-                  <w:tcW w:w="810" w:type="dxa"/>
+                  <w:tcW w:w="809" w:type="dxa"/>
                 </w:tcPr>
                 <w:p>
                   <w:pPr>
@@ -1367,7 +1389,7 @@
               </w:tc>
               <w:tc>
                 <w:tcPr>
-                  <w:tcW w:w="2305" w:type="dxa"/>
+                  <w:tcW w:w="2291" w:type="dxa"/>
                 </w:tcPr>
                 <w:p>
                   <w:pPr>
@@ -1392,7 +1414,7 @@
                 <w:sdtContent>
                   <w:tc>
                     <w:tcPr>
-                      <w:tcW w:w="1961" w:type="dxa"/>
+                      <w:tcW w:w="2305" w:type="dxa"/>
                     </w:tcPr>
                     <w:p>
                       <w:pPr>
@@ -1414,7 +1436,7 @@
               </w:trPr>
               <w:tc>
                 <w:tcPr>
-                  <w:tcW w:w="10795" w:type="dxa"/>
+                  <w:tcW w:w="11115" w:type="dxa"/>
                   <w:gridSpan w:val="7"/>
                   <w:tcBorders>
                     <w:bottom w:val="single" w:color="auto" w:sz="4" w:space="0"/>
@@ -1436,7 +1458,7 @@
               </w:trPr>
               <w:tc>
                 <w:tcPr>
-                  <w:tcW w:w="10795" w:type="dxa"/>
+                  <w:tcW w:w="11115" w:type="dxa"/>
                   <w:gridSpan w:val="7"/>
                   <w:tcBorders>
                     <w:left w:val="nil"/>
@@ -1459,7 +1481,7 @@
               </w:trPr>
               <w:tc>
                 <w:tcPr>
-                  <w:tcW w:w="4940" w:type="dxa"/>
+                  <w:tcW w:w="4815" w:type="dxa"/>
                   <w:gridSpan w:val="3"/>
                 </w:tcPr>
                 <w:p>
@@ -1486,7 +1508,7 @@
               </w:tc>
               <w:tc>
                 <w:tcPr>
-                  <w:tcW w:w="5855" w:type="dxa"/>
+                  <w:tcW w:w="6300" w:type="dxa"/>
                   <w:gridSpan w:val="4"/>
                 </w:tcPr>
                 <w:p>
@@ -1518,7 +1540,7 @@
               </w:trPr>
               <w:tc>
                 <w:tcPr>
-                  <w:tcW w:w="4940" w:type="dxa"/>
+                  <w:tcW w:w="4815" w:type="dxa"/>
                   <w:gridSpan w:val="3"/>
                   <w:tcBorders>
                     <w:bottom w:val="nil"/>
@@ -1581,7 +1603,7 @@
               </w:tc>
               <w:tc>
                 <w:tcPr>
-                  <w:tcW w:w="5855" w:type="dxa"/>
+                  <w:tcW w:w="6300" w:type="dxa"/>
                   <w:gridSpan w:val="4"/>
                   <w:tcBorders>
                     <w:bottom w:val="nil"/>
@@ -1641,7 +1663,7 @@
               </w:trPr>
               <w:tc>
                 <w:tcPr>
-                  <w:tcW w:w="4940" w:type="dxa"/>
+                  <w:tcW w:w="4815" w:type="dxa"/>
                   <w:gridSpan w:val="3"/>
                   <w:tcBorders>
                     <w:top w:val="nil"/>
@@ -1668,7 +1690,7 @@
               </w:tc>
               <w:tc>
                 <w:tcPr>
-                  <w:tcW w:w="5855" w:type="dxa"/>
+                  <w:tcW w:w="6300" w:type="dxa"/>
                   <w:gridSpan w:val="4"/>
                   <w:tcBorders>
                     <w:top w:val="nil"/>
@@ -1737,7 +1759,7 @@
               </w:trPr>
               <w:tc>
                 <w:tcPr>
-                  <w:tcW w:w="4940" w:type="dxa"/>
+                  <w:tcW w:w="4815" w:type="dxa"/>
                   <w:gridSpan w:val="3"/>
                   <w:tcBorders>
                     <w:top w:val="nil"/>
@@ -1758,7 +1780,7 @@
               </w:tc>
               <w:tc>
                 <w:tcPr>
-                  <w:tcW w:w="5855" w:type="dxa"/>
+                  <w:tcW w:w="6300" w:type="dxa"/>
                   <w:gridSpan w:val="4"/>
                   <w:tcBorders>
                     <w:top w:val="nil"/>
@@ -1827,7 +1849,7 @@
               </w:trPr>
               <w:tc>
                 <w:tcPr>
-                  <w:tcW w:w="4940" w:type="dxa"/>
+                  <w:tcW w:w="4815" w:type="dxa"/>
                   <w:gridSpan w:val="3"/>
                   <w:tcBorders>
                     <w:top w:val="nil"/>
@@ -1848,7 +1870,7 @@
               </w:tc>
               <w:tc>
                 <w:tcPr>
-                  <w:tcW w:w="5855" w:type="dxa"/>
+                  <w:tcW w:w="6300" w:type="dxa"/>
                   <w:gridSpan w:val="4"/>
                   <w:tcBorders>
                     <w:top w:val="nil"/>
@@ -1917,7 +1939,7 @@
               </w:trPr>
               <w:tc>
                 <w:tcPr>
-                  <w:tcW w:w="4940" w:type="dxa"/>
+                  <w:tcW w:w="4815" w:type="dxa"/>
                   <w:gridSpan w:val="3"/>
                   <w:tcBorders>
                     <w:top w:val="nil"/>
@@ -1937,7 +1959,7 @@
               </w:tc>
               <w:tc>
                 <w:tcPr>
-                  <w:tcW w:w="5855" w:type="dxa"/>
+                  <w:tcW w:w="6300" w:type="dxa"/>
                   <w:gridSpan w:val="4"/>
                   <w:tcBorders>
                     <w:top w:val="nil"/>
@@ -2528,6 +2550,16 @@
       </w:tblBorders>
     </w:tblPr>
   </w:style>
+  <w:style w:type="character" w:styleId="PlaceholderText">
+    <w:name w:val="Placeholder Text"/>
+    <w:basedOn w:val="DefaultParagraphFont"/>
+    <w:uiPriority w:val="99"/>
+    <w:semiHidden/>
+    <w:rsid w:val="00661ADB"/>
+    <w:rPr>
+      <w:color w:val="666666"/>
+    </w:rPr>
+  </w:style>
 </w:styles>
 </file>
 
@@ -2824,6 +2856,32 @@
         </w:p>
       </w:docPartBody>
     </w:docPart>
+    <w:docPart>
+      <w:docPartPr>
+        <w:name w:val="DefaultPlaceholder_-1854013440"/>
+        <w:category>
+          <w:name w:val="General"/>
+          <w:gallery w:val="placeholder"/>
+        </w:category>
+        <w:types>
+          <w:type w:val="bbPlcHdr"/>
+        </w:types>
+        <w:behaviors>
+          <w:behavior w:val="content"/>
+        </w:behaviors>
+        <w:guid w:val="{BAE2D098-30C8-4AC4-A3F6-B1CD8CC279A4}"/>
+      </w:docPartPr>
+      <w:docPartBody>
+        <w:p>
+          <w:r>
+            <w:rPr>
+              <w:rStyle w:val="PlaceholderText"/>
+            </w:rPr>
+            <w:t>Click or tap here to enter text.</w:t>
+          </w:r>
+        </w:p>
+      </w:docPartBody>
+    </w:docPart>
   </w:docParts>
 </w:glossaryDocument>
 </file>
@@ -2878,8 +2936,14 @@
   <w:rsids>
     <w:rsidRoot w:val="000174E1"/>
     <w:rsid w:val="000174E1"/>
+    <w:rsid w:val="000F76D5"/>
     <w:rsid w:val="002F6C9F"/>
     <w:rsid w:val="005C3E47"/>
+    <w:rsid w:val="005D50CB"/>
+    <w:rsid w:val="00973507"/>
+    <w:rsid w:val="00E5272E"/>
+    <w:rsid w:val="00F36577"/>
+    <w:rsid w:val="00F558E0"/>
   </w:rsids>
   <m:mathPr>
     <m:mathFont m:val="Cambria Math"/>
@@ -3335,7 +3399,7 @@
     <w:basedOn w:val="DefaultParagraphFont"/>
     <w:uiPriority w:val="99"/>
     <w:semiHidden/>
-    <w:rsid w:val="000174E1"/>
+    <w:rsid w:val="000F76D5"/>
     <w:rPr>
       <w:color w:val="666666"/>
     </w:rPr>
@@ -3685,9 +3749,7 @@
 </a:theme>
 </file>
 
-<file path=customXml/item1.xml>��< ? x m l   v e r s i o n = " 1 . 0 "   e n c o d i n g = " u t f - 1 6 " ? > - 
- < N a v W o r d R e p o r t X m l P a r t   x m l n s = " u r n : m i c r o s o f t - d y n a m i c s - n a v / r e p o r t s / I n v o i c e T e m p l a t e / 5 0 1 0 4 / " > +<file path=customXml/item1.xml>��< ? x m l   v e r s i o n = " 1 . 0 "   e n c o d i n g = " u t f - 1 6 " ? > < N a v W o r d R e p o r t X m l P a r t   x m l n s = " u r n : m i c r o s o f t - d y n a m i c s - n a v / r e p o r t s / I n v o i c e T e m p l a t e / 5 0 1 0 4 / " >   
      < B C R e p o r t I n f o r m a t i o n >   
@@ -3782,6 +3844,8 @@
          < C o m p a n y P i c t u r e > C o m p a n y P i c t u r e < / C o m p a n y P i c t u r e >   
          < C o m p a n y P o s t c o d e > C o m p a n y P o s t c o d e < / C o m p a n y P o s t c o d e > + 
+         < C o m p a n y T R N > C o m p a n y T R N < / C o m p a n y T R N >   
          < C o n t r a c t _ I D > C o n t r a c t _ I D < / C o n t r a c t _ I D >   
